--- a/Parenting_Shiblee_Mehedi/আধুনিক_প্যারেন্টিং_শিবলী_মেহেদী_A5_প্রিন্ট_রেডি.docx
+++ b/Parenting_Shiblee_Mehedi/আধুনিক_প্যারেন্টিং_শিবলী_মেহেদী_A5_প্রিন্ট_রেডি.docx
@@ -75,17 +75,6 @@
         </w:rPr>
         <w:t>গ্রন্থনা ও সংকলন:</w:t>
       </w:r>
-      <w:r>
-        <w:rPr>
-          <w:rFonts w:ascii="Kalpurush" w:hAnsi="Kalpurush"/>
-          <w:b w:val="0"/>
-          <w:i w:val="0"/>
-          <w:color w:val="0F172A"/>
-          <w:sz w:val="20"/>
-          <w:rFonts w:ascii="Kalpurush" w:hAnsi="Kalpurush" w:cs="Kalpurush"/>
-        </w:rPr>
-        <w:t xml:space="preserve"> অ্যাডভান্সড প্যারেন্টিং রিসার্চ অ্যান্ড পাবলিকেশন টিম</w:t>
-      </w:r>
     </w:p>
     <w:p>
       <w:pPr>
@@ -765,7 +754,7 @@
                   <w:sz w:val="18"/>
                   <w:szCs w:val="18"/>
                 </w:rPr>
-                <w:t xml:space="preserve">প্যারেন্টিং মাস্টারক্লাস: প্রতিটি বাবা-মায়ের এই ভিডিওটি দেখা উচিত | RM Shiblee Mehdi</w:t>
+                <w:t xml:space="preserve">প্যারেন্টিং লেকচার: প্রতিটি বাবা-মায়ের এই ভিডিওটি দেখা উচিত | RM Shiblee Mehdi</w:t>
               </w:r>
             </w:hyperlink>
           </w:p>
@@ -791,7 +780,7 @@
           <w:sz w:val="20"/>
           <w:rFonts w:ascii="Kalpurush" w:hAnsi="Kalpurush" w:cs="Kalpurush"/>
         </w:rPr>
-        <w:t>এই দীর্ঘ মাস্টারক্লাসে শিবলী মেহেদী তুলে ধরেন যে, মা-বাবারা যখন নিজেদের ভেতরের কোনো অপূর্ণতা বা অতৃপ্তিতে ভোগেন, তখন তারা অবচেতনভাবেই সেই শূন্যতা সন্তানের ওপর চাপিয়ে দিয়ে পূরণ করতে চান। একজন সচেতন অভিভাবককে প্রতিদিন নিজেকে প্রশ্ন করতে হবে:</w:t>
+        <w:t>এই দীর্ঘ আলোচনায় শিবলী মেহেদী তুলে ধরেন যে, মা-বাবারা যখন নিজেদের ভেতরের কোনো অপূর্ণতা বা অতৃপ্তিতে ভোগেন, তখন তারা অবচেতনভাবেই সেই শূন্যতা সন্তানের ওপর চাপিয়ে দিয়ে পূরণ করতে চান। একজন সচেতন অভিভাবককে প্রতিদিন নিজেকে প্রশ্ন করতে হবে:</w:t>
       </w:r>
     </w:p>
     <w:p>
@@ -1127,7 +1116,7 @@
           <w:sz w:val="20"/>
           <w:rFonts w:ascii="Kalpurush" w:hAnsi="Kalpurush" w:cs="Kalpurush"/>
         </w:rPr>
-        <w:t>প্যারেন্টিং কোনো খণ্ডকালীন শখ নয়; এটি একটি আজীবন মিশন। রাসূলুল্লাহ সাল্লাল্লাহু আলাইহি ওয়া সাল্লামের এক কালজয়ী হাদিস অভিভাবকত্বের এই মূল দর্শনকে স্পষ্ট করে দেয়:</w:t>
+        <w:t>প্যারেন্টিং কোনো খণ্ডকালীন শখ নয়; এটি একটি আজীবন মিশন। রাসূলুল্লাহ সাল্লাল্লাহু আলাইহি ওয়া সাল্লামের একটি মৌলিক হাদিস অভিভাবকত্বের এই মূল দায়িত্বকে স্পষ্ট করে দেয়:</w:t>
       </w:r>
     </w:p>
     <w:tbl>
@@ -4013,7 +4002,7 @@
           <w:sz w:val="20"/>
           <w:rFonts w:ascii="Kalpurush" w:hAnsi="Kalpurush" w:cs="Kalpurush"/>
         </w:rPr>
-        <w:t>শিবলী মেহেদী বলেন, কোনো মা-বাবা যখন নিজের সন্তানের গায়ের রং নিয়ে কুণ্ঠিত থাকেন বা আত্মীয়দের সামনে লজ্জিত হন, তখন সেই সন্তানটি নিজেকে পৃথিবীর সবচেয়ে অপাংক্তেয় জীব ভাবতে শুরু করে। তিনি 'কালো কাকের সংসার' রূপকে দেখিয়েছেন—কালো কাকও তার সন্তানকে পরম যত্নে আগলে রাখে এবং নিজের অস্তিত্বে গর্বিত থাকে; অথচ একজন মানুষ হয়ে আমরা সামাজিক তথাকথিত ফর্সা চামড়ার মোহে নিজের সন্তানের রূপ নিয়ে হীনম্মন্যতায় ভুগি! মা-বাবার প্রথম দায়িত্ব হলো সন্তানের গায়ের রং নিয়ে যেকোনো তির্যক মন্তব্যের বিরুদ্ধে ঢাল হয়ে দাঁড়ানো এবং সন্তানকে বোঝানো যে, সে আল্লাহর এক অনবদ্য এবং নিখুঁত সৃষ্টি।</w:t>
+        <w:t>শিবলী মেহেদী বলেন, কোনো মা-বাবা যখন নিজের সন্তানের গায়ের রং নিয়ে কুণ্ঠিত থাকেন বা আত্মীয়দের সামনে লজ্জিত হন, তখন সেই সন্তানটি নিজেকে পৃথিবীর সবচেয়ে অপাংক্তেয় জীব ভাবতে শুরু করে। তিনি 'কালো কাকের সংসার' রূপকে দেখিয়েছেন—কালো কাকও তার সন্তানকে পরম যত্নে আগলে রাখে এবং নিজের অস্তিত্বে গর্বিত থাকে; অথচ একজন মানুষ হয়ে আমরা সামাজিক তথাকথিত ফর্সা চামড়ার মোহে নিজের সন্তানের রূপ নিয়ে হীনম্মন্যতায় ভুগি! মা-বাবার প্রথম দায়িত্ব হলো সন্তানের গায়ের রং নিয়ে যেকোনো তির্যক মন্তব্যের বিরুদ্ধে ঢাল হয়ে দাঁড়ানো এবং সন্তানকে বোঝানো যে, সে আল্লাহর এক অনুপম সৃষ্টি।</w:t>
       </w:r>
     </w:p>
     <w:p>
@@ -6538,7 +6527,7 @@
           <w:sz w:val="20"/>
           <w:rFonts w:ascii="Kalpurush" w:hAnsi="Kalpurush" w:cs="Kalpurush"/>
         </w:rPr>
-        <w:t>নবী করিম সাল্লাল্লাহু আলাইহি ওয়া সাল্লামের এক কালজয়ী বাণী:</w:t>
+        <w:t>নবী করিম সাল্লাল্লাহু আলাইহি ওয়া সাল্লামের চিরন্তন বাণী:</w:t>
       </w:r>
     </w:p>
     <w:tbl>
@@ -8363,7 +8352,7 @@
           <w:sz w:val="20"/>
           <w:rFonts w:ascii="Kalpurush" w:hAnsi="Kalpurush" w:cs="Kalpurush"/>
         </w:rPr>
-        <w:t>লক্ষ করুন, নবীজি (সা.) তাকে সবার সামনে অপমান করেননি, কোনো ধমক দেননি বা হাত চেপে ধরেননি; বরং অত্যন্ত মধুর ও সংবেদনশীল ভাষায় তিনটি কালজয়ী শিক্ষা দিয়ে দিলেন।</w:t>
+        <w:t>লক্ষ করুন, নবীজি (সা.) তাকে সবার সামনে অপমান করেননি, কোনো ধমক দেননি বা হাত চেপে ধরেননি; বরং অত্যন্ত মধুর ও সংবেদনশীল ভাষায় তিনটি মৌলিক শিক্ষা দিয়ে দিলেন।</w:t>
       </w:r>
     </w:p>
     <w:tbl>
@@ -10905,7 +10894,7 @@
           <w:sz w:val="20"/>
           <w:rFonts w:ascii="Kalpurush" w:hAnsi="Kalpurush" w:cs="Kalpurush"/>
         </w:rPr>
-        <w:t>রাসূলুল্লাহ সাল্লাল্লাহু আলাইহি ওয়া সাল্লামের কালজয়ী সতর্কবার্তা:</w:t>
+        <w:t>বিশিষ্ট সাহাবি আব্দুল্লাহ ইবনে মাস‘উদ (রা.)-এর এক প্রজ্ঞাপূর্ণ উপদেশ:</w:t>
       </w:r>
     </w:p>
     <w:tbl>
@@ -10950,7 +10939,7 @@
                 <w:sz w:val="19"/>
                 <w:rFonts w:ascii="Kalpurush" w:hAnsi="Kalpurush" w:cs="Kalpurush"/>
               </w:rPr>
-              <w:t>আব্দুল্লাহ ইবনে মাস‘উদ (রা.) হতে বর্ণিত, রাসূলুল্লাহ সাল্লাল্লাহু আলাইহি ওয়া সাল্লাম ইরশাদ করেছেন:</w:t>
+              <w:t>আব্দুল্লাহ ইবনে মাস‘উদ (রা.) ইরশাদ করেন:</w:t>
             </w:r>
           </w:p>
           <w:p>
@@ -10967,7 +10956,7 @@
                 <w:sz w:val="19"/>
                 <w:rFonts w:ascii="Kalpurush" w:hAnsi="Kalpurush" w:cs="Kalpurush"/>
               </w:rPr>
-              <w:t>"তোমাদের কেউ যেন 'ইম্মা‘আহ' (সুবিধাবাদী বা নিজস্ব চিন্তাহীন অন্ধ অনুকরণকারী) না হয়; যে বলে—'মানুষ ভালো কাজ করলে আমরাও ভালো করব, আর মানুষ মন্দ করলে আমরাও মন্দ করব।' বরং তোমরা নিজেদের প্রস্তুত করো যে, মানুষ ভালো করলে তোমরাও ভালো কাজ করবে, আর মানুষ মন্দ কাজ করলে তোমরা জুলুম ও অন্যায়ে জড়াবে না।"</w:t>
+              <w:t>"তোমাদের কেউ যেন 'ইম্মা‘আহ' (সুবিধাবাদী বা নিজস্ব চিন্তাহীন অন্ধ অনুকরণকারী) না হয়; যে বলে—'মানুষ ভালো কাজ করলে আমরাও ভালো করব, আর মানুষ মন্দ করলে আমরাও মন্দ করব।' বরং তোমরা নিজেদের এমনভাবে প্রস্তুত করো যে, মানুষ ভালো করলে তোমরাও ভালো কাজ করবে, আর মানুষ মন্দ কাজ করলেও তোমরা অন্যায় ও অনৈতিকতার স্রোতে গা ভাসাবে না।"</w:t>
             </w:r>
           </w:p>
           <w:p>
@@ -10984,7 +10973,7 @@
                 <w:sz w:val="17"/>
                 <w:rFonts w:ascii="Kalpurush" w:hAnsi="Kalpurush" w:cs="Kalpurush"/>
               </w:rPr>
-              <w:t>— [জামে আত-তিরমিজি: ২০০৭]</w:t>
+              <w:t>— [জামে আত-তিরমিজি: ২০০৭ (আসারুন সাহাবি হিসেবে প্রসিদ্ধ), সুনানুল কুবরা লিল বাইহাকী: ২০৬৭৭]</w:t>
             </w:r>
           </w:p>
         </w:tc>
@@ -12662,7 +12651,7 @@
           <w:sz w:val="20"/>
           <w:rFonts w:ascii="Kalpurush" w:hAnsi="Kalpurush" w:cs="Kalpurush"/>
         </w:rPr>
-        <w:t>হাদিস শরিফে সন্তানকে শিষ্টাচার ও নৈতিকতা শেখানোর শ্রেষ্ঠত্ব ঘোষণা করা হয়েছে:</w:t>
+        <w:t>হাদিস শরিফে সন্তানকে নেক ও সদাচারী হিসেবে গড়ে তোলার চিরস্থায়ী প্রতিদান ঘোষণা করা হয়েছে:</w:t>
       </w:r>
     </w:p>
     <w:tbl>
@@ -12707,7 +12696,7 @@
                 <w:sz w:val="19"/>
                 <w:rFonts w:ascii="Kalpurush" w:hAnsi="Kalpurush" w:cs="Kalpurush"/>
               </w:rPr>
-              <w:t>আইয়ুব ইবনে মুসা তাঁর পিতা ও তিনি তাঁর দাদা হতে বর্ণনা করেন, রাসূলুল্লাহ সাল্লাল্লাহু আলাইহি ওয়া সাল্লাম ইরশাদ করেছেন:</w:t>
+              <w:t>আবু হুরায়রা (রা.) হতে বর্ণিত, রাসূলুল্লাহ সাল্লাল্লাহু আলাইহি ওয়া সাল্লাম ইরশাদ করেছেন:</w:t>
             </w:r>
           </w:p>
           <w:p>
@@ -12724,7 +12713,7 @@
                 <w:sz w:val="19"/>
                 <w:rFonts w:ascii="Kalpurush" w:hAnsi="Kalpurush" w:cs="Kalpurush"/>
               </w:rPr>
-              <w:t>"কোনো পিতা তার সন্তানকে উত্তম আদব ও শিষ্টাচারের চেয়ে শ্রেষ্ঠ কোনো উপহার বা দান দিতে পারে না।"</w:t>
+              <w:t>"মানুষ যখন মৃত্যুবরণ করে, তখন তার সমস্ত আমল বন্ধ হয়ে যায়; কেবল তিনটি আমল ব্যতীত: ১. সাদাকায়ে জারিয়া (চলমান দান), ২. এমন জ্ঞান—যা দ্বারা মানুষ উপকৃত হয়, এবং ৩. এমন নেক সন্তান—যে তার মা-বাবার জন্য দোয়া করে।"</w:t>
             </w:r>
           </w:p>
           <w:p>
@@ -12741,7 +12730,7 @@
                 <w:sz w:val="17"/>
                 <w:rFonts w:ascii="Kalpurush" w:hAnsi="Kalpurush" w:cs="Kalpurush"/>
               </w:rPr>
-              <w:t>— [জামে আত-তিরমিজি: ১৯৫২]</w:t>
+              <w:t>— [সহিহ মুসলিম: ১৬৩১]</w:t>
             </w:r>
           </w:p>
         </w:tc>
@@ -12751,6 +12740,23 @@
       <w:pPr>
         <w:spacing w:before="0" w:after="60"/>
       </w:pPr>
+    </w:p>
+    <w:p>
+      <w:pPr>
+        <w:spacing w:before="0" w:after="80" w:line="288" w:lineRule="auto"/>
+        <w:jc w:val="both"/>
+      </w:pPr>
+      <w:r>
+        <w:rPr>
+          <w:rFonts w:ascii="Kalpurush" w:hAnsi="Kalpurush"/>
+          <w:b w:val="0"/>
+          <w:i/>
+          <w:color w:val="0F172A"/>
+          <w:sz w:val="20"/>
+          <w:rFonts w:ascii="Kalpurush" w:hAnsi="Kalpurush" w:cs="Kalpurush"/>
+        </w:rPr>
+        <w:t>(পাঠকের জ্ঞাতব্য: আমাদের সমাজে প্রচলিত জামে আত-তিরমিজির ১৯৫২ নম্বরের বর্ণনাটি—'কোনো পিতা সন্তানকে উত্তম আদবের চেয়ে শ্রেষ্ঠ উপহার দিতে পারে না'—সনদগতভাবে মুহাদ্দিসীনদের নিকট 'যঈফ ও মুরসাল' হিসেবে চিহ্নিত। তাই সহিহ সুন্নাহর বিশুদ্ধতা রক্ষার্থে এখানে সহিহ মুসলিমের ১৬৩১ নম্বর হাদিসটি প্রধান দলিল হিসেবে উল্লেখ করা হয়েছে; কারণ নেক সন্তান গড়ে তোলার মূল দর্শনটি এর মাধ্যমেই সর্বোচ্চ মর্যাদায় প্রতিষ্ঠিত হয়।)</w:t>
+      </w:r>
     </w:p>
     <w:p>
       <w:pPr>
@@ -15687,7 +15693,7 @@
           <w:sz w:val="20"/>
           <w:rFonts w:ascii="Kalpurush" w:hAnsi="Kalpurush" w:cs="Kalpurush"/>
         </w:rPr>
-        <w:t>একজন মা-বাবা যতই চেষ্টা করুন না কেন, নিজের শক্তিতে বা যোগ্যতায় কোনো সন্তানকে সৎপথে রাখা সম্ভব নয়; যদি না সেখানে আল্লাহর বিশেষ অনুগ্রহ ও সাহায্য থাকে। সন্তান প্রতিপালনে অভিভাবকের চরম বিনয় ও সার্বক্ষণিক প্রার্থনার এক কালজয়ী দোয়া রয়েছে হাদিসে।</w:t>
+        <w:t>একজন মা-বাবা যতই চেষ্টা করুন না কেন, নিজের শক্তিতে বা যোগ্যতায় কোনো সন্তানকে সৎপথে রাখা সম্ভব নয়; যদি না সেখানে আল্লাহর বিশেষ অনুগ্রহ ও সাহায্য থাকে। সন্তান প্রতিপালনে অভিভাবকের চরম বিনয় ও সার্বক্ষণিক প্রার্থনার একটি অনন্য দোয়া রয়েছে হাদিসে।</w:t>
       </w:r>
     </w:p>
     <w:p>
@@ -16316,7 +16322,7 @@
                 <w:sz w:val="19"/>
                 <w:rFonts w:ascii="Kalpurush" w:hAnsi="Kalpurush" w:cs="Kalpurush"/>
               </w:rPr>
-              <w:t>৩. প্রতিদিন ফজর ও মাগরিবের পর সন্তানকে নিয়ে হাদিসের সেই কালজয়ী দোয়াটি পাঠ করুন: 'ইয়া হাইয়্যু ইয়া কাইয়্যূম, বিরাহমাতিকা আস্তাগীস...'।</w:t>
+              <w:t>৩. প্রতিদিন ফজর ও মাগরিবের পর সন্তানকে নিয়ে হাদিসের সেই দোয়ার আমলটি করুন: 'ইয়া হাইয়্যু ইয়া কাইয়্যূম, বিরাহমাতিকা আস্তাগীস...'।</w:t>
             </w:r>
           </w:p>
         </w:tc>
@@ -18553,7 +18559,7 @@
           <w:sz w:val="20"/>
           <w:rFonts w:ascii="Kalpurush" w:hAnsi="Kalpurush" w:cs="Kalpurush"/>
         </w:rPr>
-        <w:t>শিবলী মেহেদী 'সিয়ান সেমিনার'-এর এই কালজয়ী বক্তব্যে স্পষ্ট করেন যে, রাজনৈতিক সচেতনতা মানে দলীয় লেজুড়বৃত্তি নয়; রাজনৈতিক সচেতনতা মানে হলো—ন্যায় ও অন্যায়ের পার্থক্য বোঝা, বৈশ্বিক ভূরাজনীতিতে মুসলিম উম্মাহর অবস্থান অনুধাবন করা এবং ফিলিস্তিন থেকে কাশ্মীর পর্যন্ত নির্যাতিত মজলুমের ব্যথায় হৃদয়ে রক্তক্ষরণ অনুভব করা। এমন এক প্রজন্মের প্রয়োজন যারা কেবল নিজের পেট ভরানোর চিন্তা করবে না; বরং উম্মাহর হারানো গৌরব ফিরিয়ে আনতে এবং পৃথিবীতে ইনসাফ কায়েম করতে নিজেদের মেধা ও জীবনকে উৎসর্গ করবে।</w:t>
+        <w:t>শিবলী মেহেদী 'সিয়ান সেমিনার'-এর এই বক্তব্যে স্পষ্ট করেন যে, রাজনৈতিক সচেতনতা মানে দলীয় লেজুড়বৃত্তি নয়; রাজনৈতিক সচেতনতা মানে হলো—ন্যায় ও অন্যায়ের পার্থক্য বোঝা, বৈশ্বিক ভূরাজনীতিতে মুসলিম উম্মাহর অবস্থান অনুধাবন করা এবং ফিলিস্তিন থেকে কাশ্মীর পর্যন্ত নির্যাতিত মজলুমের ব্যথায় হৃদয়ে রক্তক্ষরণ অনুভব করা। এমন এক প্রজন্মের প্রয়োজন যারা কেবল নিজের পেট ভরানোর চিন্তা করবে না; বরং উম্মাহর হারানো গৌরব ফিরিয়ে আনতে এবং পৃথিবীতে ইনসাফ কায়েম করতে নিজেদের মেধা ও জীবনকে উৎসর্গ করবে।</w:t>
       </w:r>
     </w:p>
     <w:p>
